--- a/a7/packages/A7 Unit 4 - Solving Problems with Rational Numbers/Answer Keys/A7 4.06  Question Bank - Additional Key.docx
+++ b/a7/packages/A7 Unit 4 - Solving Problems with Rational Numbers/Answer Keys/A7 4.06  Question Bank - Additional Key.docx
@@ -2630,7 +2630,7 @@
                 <w:color w:val="1A1A1A"/>
                 <w:sz w:val="22"/>
               </w:rPr>
-              <w:t>B.  216</w:t>
+              <w:t>B.  −191</w:t>
             </w:r>
           </w:p>
           <w:p>
@@ -2655,7 +2655,7 @@
                 <w:color w:val="1A1A1A"/>
                 <w:sz w:val="22"/>
               </w:rPr>
-              <w:t>C.  484</w:t>
+              <w:t>C.  6,859</w:t>
             </w:r>
           </w:p>
           <w:p>

--- a/a7/packages/A7 Unit 4 - Solving Problems with Rational Numbers/Answer Keys/A7 4.06  Question Bank - Additional Key.docx
+++ b/a7/packages/A7 Unit 4 - Solving Problems with Rational Numbers/Answer Keys/A7 4.06  Question Bank - Additional Key.docx
@@ -2593,19 +2593,19 @@
                 <w:rFonts w:ascii="FreeSerif" w:hAnsi="FreeSerif" w:eastAsia="FreeSerif"/>
                 <w:b w:val="0"/>
                 <w:i w:val="0"/>
-                <w:color w:val="9E1B32"/>
+                <w:color w:val="1A1A1A"/>
                 <w:sz w:val="22"/>
               </w:rPr>
-              <w:t xml:space="preserve">●   </w:t>
+              <w:t xml:space="preserve">○   </w:t>
             </w:r>
             <w:r>
               <w:rPr>
-                <w:b/>
+                <w:b w:val="0"/>
                 <w:i w:val="0"/>
-                <w:color w:val="9E1B32"/>
+                <w:color w:val="1A1A1A"/>
                 <w:sz w:val="22"/>
               </w:rPr>
-              <w:t>A.  1</w:t>
+              <w:t>A.  7</w:t>
             </w:r>
           </w:p>
           <w:p>
@@ -2643,19 +2643,19 @@
                 <w:rFonts w:ascii="FreeSerif" w:hAnsi="FreeSerif" w:eastAsia="FreeSerif"/>
                 <w:b w:val="0"/>
                 <w:i w:val="0"/>
-                <w:color w:val="1A1A1A"/>
+                <w:color w:val="9E1B32"/>
                 <w:sz w:val="22"/>
               </w:rPr>
-              <w:t xml:space="preserve">○   </w:t>
+              <w:t xml:space="preserve">●   </w:t>
             </w:r>
             <w:r>
               <w:rPr>
-                <w:b w:val="0"/>
+                <w:b/>
                 <w:i w:val="0"/>
-                <w:color w:val="1A1A1A"/>
+                <w:color w:val="9E1B32"/>
                 <w:sz w:val="22"/>
               </w:rPr>
-              <w:t>C.  6,859</w:t>
+              <w:t>C.  1</w:t>
             </w:r>
           </w:p>
           <w:p>
@@ -2680,7 +2680,7 @@
                 <w:color w:val="1A1A1A"/>
                 <w:sz w:val="22"/>
               </w:rPr>
-              <w:t>D.  7</w:t>
+              <w:t>D.  6,859</w:t>
             </w:r>
           </w:p>
           <w:p>
@@ -2695,7 +2695,7 @@
                 <w:color w:val="9E1B32"/>
                 <w:sz w:val="22"/>
               </w:rPr>
-              <w:t>A</w:t>
+              <w:t>C</w:t>
             </w:r>
           </w:p>
         </w:tc>
@@ -2792,7 +2792,7 @@
             <w:r>
               <w:drawing>
                 <wp:inline xmlns:a="http://schemas.openxmlformats.org/drawingml/2006/main" xmlns:pic="http://schemas.openxmlformats.org/drawingml/2006/picture">
-                  <wp:extent cx="344424" cy="204216"/>
+                  <wp:extent cx="353568" cy="216408"/>
                   <wp:docPr id="31" name="Picture 31"/>
                   <wp:cNvGraphicFramePr>
                     <a:graphicFrameLocks noChangeAspect="1"/>
@@ -2801,7 +2801,7 @@
                     <a:graphicData uri="http://schemas.openxmlformats.org/drawingml/2006/picture">
                       <pic:pic>
                         <pic:nvPicPr>
-                          <pic:cNvPr id="0" name="8c44cd926ace1e6b.png"/>
+                          <pic:cNvPr id="0" name="c14a6c2b0467679d.png"/>
                           <pic:cNvPicPr/>
                         </pic:nvPicPr>
                         <pic:blipFill>
@@ -2813,7 +2813,7 @@
                         <pic:spPr>
                           <a:xfrm>
                             <a:off x="0" y="0"/>
-                            <a:ext cx="344424" cy="204216"/>
+                            <a:ext cx="353568" cy="216408"/>
                           </a:xfrm>
                           <a:prstGeom prst="rect"/>
                         </pic:spPr>
@@ -2834,16 +2834,16 @@
                 <w:rFonts w:ascii="FreeSerif" w:hAnsi="FreeSerif" w:eastAsia="FreeSerif"/>
                 <w:b w:val="0"/>
                 <w:i w:val="0"/>
-                <w:color w:val="9E1B32"/>
+                <w:color w:val="1A1A1A"/>
                 <w:sz w:val="22"/>
               </w:rPr>
-              <w:t xml:space="preserve">☒   </w:t>
+              <w:t xml:space="preserve">☐   </w:t>
             </w:r>
             <w:r>
               <w:rPr>
-                <w:b/>
+                <w:b w:val="0"/>
                 <w:i w:val="0"/>
-                <w:color w:val="9E1B32"/>
+                <w:color w:val="1A1A1A"/>
                 <w:sz w:val="22"/>
               </w:rPr>
               <w:t xml:space="preserve">B.  </w:t>
@@ -2851,7 +2851,7 @@
             <w:r>
               <w:drawing>
                 <wp:inline xmlns:a="http://schemas.openxmlformats.org/drawingml/2006/main" xmlns:pic="http://schemas.openxmlformats.org/drawingml/2006/picture">
-                  <wp:extent cx="280416" cy="231648"/>
+                  <wp:extent cx="554736" cy="118872"/>
                   <wp:docPr id="32" name="Picture 32"/>
                   <wp:cNvGraphicFramePr>
                     <a:graphicFrameLocks noChangeAspect="1"/>
@@ -2860,7 +2860,7 @@
                     <a:graphicData uri="http://schemas.openxmlformats.org/drawingml/2006/picture">
                       <pic:pic>
                         <pic:nvPicPr>
-                          <pic:cNvPr id="0" name="f218ed4c382a693d.png"/>
+                          <pic:cNvPr id="0" name="b8c8076c7e4f4c81.png"/>
                           <pic:cNvPicPr/>
                         </pic:nvPicPr>
                         <pic:blipFill>
@@ -2872,7 +2872,7 @@
                         <pic:spPr>
                           <a:xfrm>
                             <a:off x="0" y="0"/>
-                            <a:ext cx="280416" cy="231648"/>
+                            <a:ext cx="554736" cy="118872"/>
                           </a:xfrm>
                           <a:prstGeom prst="rect"/>
                         </pic:spPr>
@@ -2969,7 +2969,7 @@
             <w:r>
               <w:drawing>
                 <wp:inline xmlns:a="http://schemas.openxmlformats.org/drawingml/2006/main" xmlns:pic="http://schemas.openxmlformats.org/drawingml/2006/picture">
-                  <wp:extent cx="353568" cy="216408"/>
+                  <wp:extent cx="344424" cy="204216"/>
                   <wp:docPr id="34" name="Picture 34"/>
                   <wp:cNvGraphicFramePr>
                     <a:graphicFrameLocks noChangeAspect="1"/>
@@ -2978,7 +2978,7 @@
                     <a:graphicData uri="http://schemas.openxmlformats.org/drawingml/2006/picture">
                       <pic:pic>
                         <pic:nvPicPr>
-                          <pic:cNvPr id="0" name="c14a6c2b0467679d.png"/>
+                          <pic:cNvPr id="0" name="8c44cd926ace1e6b.png"/>
                           <pic:cNvPicPr/>
                         </pic:nvPicPr>
                         <pic:blipFill>
@@ -2990,7 +2990,7 @@
                         <pic:spPr>
                           <a:xfrm>
                             <a:off x="0" y="0"/>
-                            <a:ext cx="353568" cy="216408"/>
+                            <a:ext cx="344424" cy="204216"/>
                           </a:xfrm>
                           <a:prstGeom prst="rect"/>
                         </pic:spPr>
@@ -3070,16 +3070,16 @@
                 <w:rFonts w:ascii="FreeSerif" w:hAnsi="FreeSerif" w:eastAsia="FreeSerif"/>
                 <w:b w:val="0"/>
                 <w:i w:val="0"/>
-                <w:color w:val="1A1A1A"/>
+                <w:color w:val="9E1B32"/>
                 <w:sz w:val="22"/>
               </w:rPr>
-              <w:t xml:space="preserve">☐   </w:t>
+              <w:t xml:space="preserve">☒   </w:t>
             </w:r>
             <w:r>
               <w:rPr>
-                <w:b w:val="0"/>
+                <w:b/>
                 <w:i w:val="0"/>
-                <w:color w:val="1A1A1A"/>
+                <w:color w:val="9E1B32"/>
                 <w:sz w:val="22"/>
               </w:rPr>
               <w:t xml:space="preserve">F.  </w:t>
@@ -3087,7 +3087,7 @@
             <w:r>
               <w:drawing>
                 <wp:inline xmlns:a="http://schemas.openxmlformats.org/drawingml/2006/main" xmlns:pic="http://schemas.openxmlformats.org/drawingml/2006/picture">
-                  <wp:extent cx="554736" cy="118872"/>
+                  <wp:extent cx="280416" cy="231648"/>
                   <wp:docPr id="36" name="Picture 36"/>
                   <wp:cNvGraphicFramePr>
                     <a:graphicFrameLocks noChangeAspect="1"/>
@@ -3096,7 +3096,7 @@
                     <a:graphicData uri="http://schemas.openxmlformats.org/drawingml/2006/picture">
                       <pic:pic>
                         <pic:nvPicPr>
-                          <pic:cNvPr id="0" name="b8c8076c7e4f4c81.png"/>
+                          <pic:cNvPr id="0" name="f218ed4c382a693d.png"/>
                           <pic:cNvPicPr/>
                         </pic:nvPicPr>
                         <pic:blipFill>
@@ -3108,7 +3108,7 @@
                         <pic:spPr>
                           <a:xfrm>
                             <a:off x="0" y="0"/>
-                            <a:ext cx="554736" cy="118872"/>
+                            <a:ext cx="280416" cy="231648"/>
                           </a:xfrm>
                           <a:prstGeom prst="rect"/>
                         </pic:spPr>
@@ -3131,7 +3131,7 @@
                 <w:color w:val="9E1B32"/>
                 <w:sz w:val="22"/>
               </w:rPr>
-              <w:t>A, B, C and D</w:t>
+              <w:t>A, C, D and F</w:t>
             </w:r>
           </w:p>
         </w:tc>
